--- a/denisovan-archaic-dna-analysis/docs/ajhb_submission/manuscript_ajhb_inline_review.docx
+++ b/denisovan-archaic-dna-analysis/docs/ajhb_submission/manuscript_ajhb_inline_review.docx
@@ -85,7 +85,7 @@
         <w:t xml:space="preserve">Keywords: </w:t>
       </w:r>
       <w:r>
-        <w:t>archaic introgression; Neanderthal; Denisovan; population genetics; geographic distance; quadratic assignment procedure; ABO</w:t>
+        <w:t>archaic introgression; Neanderthal; Denisovan; quadratic assignment procedure; ABO</w:t>
       </w:r>
     </w:p>
     <w:p>

--- a/denisovan-archaic-dna-analysis/docs/ajhb_submission/manuscript_ajhb_inline_review.docx
+++ b/denisovan-archaic-dna-analysis/docs/ajhb_submission/manuscript_ajhb_inline_review.docx
@@ -1034,7 +1034,7 @@
           <w:i w:val="0"/>
           <w:sz w:val="24"/>
         </w:rPr>
-        <w:t>The 500-kb ABO-centered scan identified 834 Neanderthal or Both source segments, of which 129 overlapped the ABO gene. Of the 834 interval segments, 335 had tied maximum reference similarity and were not forced to a lineage. In the Indigenous American HGDP subset, one Pima segment overlapped ABO and one Maya segment lay downstream within the wider interval. Both were Vindija-closest, but two segments among 41 represented individuals do not support a regional proportion or migration-route inference (Figure 5; Table 2).</w:t>
+        <w:t>The 500-kb ABO-centered scan identified 834 Neanderthal or Both source segments, of which 129 overlapped the ABO gene. Of the 834 interval segments, 247 had tied maximum reference similarity and were not forced to a lineage. In the Indigenous American HGDP subset, one Pima segment overlapped ABO and one Maya segment lay downstream within the wider interval. Both were Vindija-closest, but two segments among 41 represented individuals do not support a regional proportion or migration-route inference (Figure 5; Table 2).</w:t>
       </w:r>
     </w:p>
     <w:p>

--- a/denisovan-archaic-dna-analysis/docs/ajhb_submission/manuscript_ajhb_inline_review.docx
+++ b/denisovan-archaic-dna-analysis/docs/ajhb_submission/manuscript_ajhb_inline_review.docx
@@ -349,7 +349,7 @@
           <w:i w:val="0"/>
           <w:sz w:val="24"/>
         </w:rPr>
-        <w:t>For Neanderthal or Both segments in the interval, similarity counts to Altai, Vindija, and Chagyrskaya were compared; tied maxima remained ties. The Vindija reference is a high-coverage Neanderthal genome (Prüfer et al. 2017). The O2 blood-group subtype-defining rs41302905 T allele was summarized from Ensembl/1000 Genomes frequencies and published Solomon Islands frequencies (Ohashi et al. 2006). Ancient-window observations were descriptively extracted from public outputs associated with Iasi et al. (2024); ancient and modern calls were not directly compared statistically.</w:t>
+        <w:t>For Neanderthal or Both segments in the interval, similarity counts to Altai, Vindija, and Chagyrskaya were compared; tied maxima remained ties. The Vindija reference is a high-coverage Neanderthal genome (Prüfer et al. 2017). The O2 blood-group subtype-defining rs41302905 T allele was summarized from Ensembl/1000 Genomes frequencies and published Solomon Islands frequencies (Ohashi et al. 2006). Ancient-window observations were extracted by a documented, reproducible script from the public Neanderthal-segment catalogue of Iasi et al. (2024), using the GRCh37 ABO interval that corresponds to the GRCh38 window analysed here; ancient and modern calls used different pipelines and were not directly compared statistically.</w:t>
       </w:r>
     </w:p>
     <w:p>

--- a/denisovan-archaic-dna-analysis/docs/ajhb_submission/manuscript_ajhb_inline_review.docx
+++ b/denisovan-archaic-dna-analysis/docs/ajhb_submission/manuscript_ajhb_inline_review.docx
@@ -1886,7 +1886,7 @@
           <w:i w:val="0"/>
           <w:sz w:val="24"/>
         </w:rPr>
-        <w:t>Several contextual and schematic displays are provided as supplementary figures because they do not derive from the pairwise analysis. A Minard-style schematic places the analysis within broad dispersal and archaic-introgression contexts, with illustrative band widths and event placement (Figure S2). The O2-defining allele and ABO-window carrier summaries use different sources and are displayed descriptively rather than as an association analysis (Figure S3). An Ancient North Eurasian pathway is retained as a testable contextual hypothesis, not a route inferred from the two Indigenous American segment records (Figure S4). Ancient and modern ABO-window observations were produced by different pipelines and permit no formal temporal comparison (Figure S5). A literature-derived global bivariate map provides broad Neanderthal and Denisovan ancestry context; its approximate values were not used in the statistical models (Figure S6).</w:t>
+        <w:t>Several contextual and schematic displays are provided as supplementary figures because they do not derive from the pairwise analysis. A Minard-style schematic places the analysis within broad dispersal and archaic-introgression contexts, with illustrative band widths and event placement (Figure S2). The O2-defining allele and ABO-window carrier summaries use different sources and are displayed descriptively rather than as an association analysis (Figure S3). An Ancient North Eurasian pathway is retained as a testable contextual hypothesis, not a route inferred from the two Indigenous American segment records (Figure S4). Ancient and modern ABO-window observations were produced by different pipelines and permit no formal temporal comparison (Figure S5). A bivariate global map summarising each population's mean Neanderthal and Denisovan segment coverage from the present profiles provides broad geographic context and was not used in the statistical models (Figure S6).</w:t>
       </w:r>
     </w:p>
     <w:p>
